--- a/week06-html-css-ui/homework-best-example/第6週_線框圖AI生成微調對照最佳範例.docx
+++ b/week06-html-css-ui/homework-best-example/第6週_線框圖AI生成微調對照最佳範例.docx
@@ -1154,7 +1154,7 @@
         </w:rPr>
         <w:t xml:space="preserve">[1] W3C. (2023). Web Content Accessibility Guidelines (WCAG) 2.1. </w:t>
       </w:r>
-      <w:hyperlink w:history="1" r:id="rIdwc2wopfpxsynoow0qsqfn">
+      <w:hyperlink w:history="1" r:id="rIdmy_qrphef9upx5sf3zkjn">
         <w:r>
           <w:rPr>
             <w:rStyle w:val="Hyperlink"/>
